--- a/lessons/7-4-catchup/homework.docx
+++ b/lessons/7-4-catchup/homework.docx
@@ -12,7 +12,7 @@
           <w:b/>
           <w:bCs/>
         </w:rPr>
-        <w:t xml:space="preserve">9.1–9.3 Catch-Up — Homework</w:t>
+        <w:t xml:space="preserve">7.3 · 7.4 · 7.5 Catch-Up — Homework</w:t>
       </w:r>
     </w:p>
     <w:p>
@@ -24,7 +24,7 @@
           <w:i/>
           <w:iCs/>
         </w:rPr>
-        <w:t xml:space="preserve">Lesson 7-4-catchup  •  Standard 6.NOS.8</w:t>
+        <w:t xml:space="preserve">Lesson 7-4-catchup  •  Standard 6.NOS.6</w:t>
       </w:r>
     </w:p>
     <w:p>
@@ -80,7 +80,7 @@
         <w:spacing w:after="60" w:before="0"/>
       </w:pPr>
       <w:r>
-        <w:t xml:space="preserve">Content: I can show I am caught up on Lessons 9.1–9.3 by using each lesson's big idea in mixed practice.</w:t>
+        <w:t xml:space="preserve">Content: I can show I am caught up on Lessons 7.3 · 7.4 · 7.5 by using each lesson's big idea in mixed practice.</w:t>
       </w:r>
     </w:p>
     <w:p>
@@ -88,7 +88,7 @@
         <w:spacing w:after="60" w:before="0"/>
       </w:pPr>
       <w:r>
-        <w:t xml:space="preserve">Language: I can explain which lesson's big idea I used and how, using key vocabulary from Lessons 9.1–9.3.</w:t>
+        <w:t xml:space="preserve">Language: I can explain which lesson's big idea I used and how, using key vocabulary from Lessons 7.3 · 7.4 · 7.5.</w:t>
       </w:r>
     </w:p>
     <w:p>
@@ -161,10 +161,10 @@
           <w:b/>
           <w:bCs/>
         </w:rPr>
-        <w:t xml:space="preserve">Graph on the Coordinate Plane (Representar en el plano de coordenadas)</w:t>
-      </w:r>
-      <w:r>
-        <w:t xml:space="preserve"> — Plot a point by moving horizontally to its x-coordinate and vertically to its y-coordinate.</w:t>
+        <w:t xml:space="preserve">Integers and Absolute Value (Enteros y valor absoluto)</w:t>
+      </w:r>
+      <w:r>
+        <w:t xml:space="preserve"> — Integers are whole numbers and their opposites; absolute value is their distance from zero.</w:t>
       </w:r>
     </w:p>
     <w:p>
@@ -224,10 +224,10 @@
           <w:b/>
           <w:bCs/>
         </w:rPr>
-        <w:t xml:space="preserve">Coordinate plane (Plano cartesiano)</w:t>
-      </w:r>
-      <w:r>
-        <w:t xml:space="preserve"> — A grid with a line going across and a line going up to plot points.</w:t>
+        <w:t xml:space="preserve">Integer (Número entero)</w:t>
+      </w:r>
+      <w:r>
+        <w:t xml:space="preserve"> — Whole numbers and their opposites, like -2, -1, 0, 1, 2.</w:t>
       </w:r>
     </w:p>
     <w:p>
@@ -287,10 +287,10 @@
           <w:b/>
           <w:bCs/>
         </w:rPr>
-        <w:t xml:space="preserve">Integers and Absolute Value (Enteros y valor absoluto)</w:t>
-      </w:r>
-      <w:r>
-        <w:t xml:space="preserve"> — Integers are whole numbers and their opposites; absolute value is their distance from zero.</w:t>
+        <w:t xml:space="preserve">Positive (Positivo)</w:t>
+      </w:r>
+      <w:r>
+        <w:t xml:space="preserve"> — A number bigger than zero, to the right of zero on a number line.</w:t>
       </w:r>
     </w:p>
     <w:p>
@@ -350,73 +350,10 @@
           <w:b/>
           <w:bCs/>
         </w:rPr>
-        <w:t xml:space="preserve">Integer (Número entero)</w:t>
-      </w:r>
-      <w:r>
-        <w:t xml:space="preserve"> — Whole numbers and their opposites, like -2, -1, 0, 1, 2.</w:t>
-      </w:r>
-    </w:p>
-    <w:p>
-      <w:pPr>
-        <w:keepNext/>
-        <w:spacing w:after="20" w:before="80"/>
-        <w:jc w:val="center"/>
-      </w:pPr>
-      <w:r>
-        <w:drawing>
-          <wp:inline distT="0" distB="0" distL="0" distR="0">
-            <wp:extent cx="1047750" cy="790575"/>
-            <wp:effectExtent t="0" r="0" b="0" l="0"/>
-            <wp:docPr id="1" name="" descr="" title=""/>
-            <wp:cNvGraphicFramePr>
-              <a:graphicFrameLocks xmlns:a="http://schemas.openxmlformats.org/drawingml/2006/main" noChangeAspect="1"/>
-            </wp:cNvGraphicFramePr>
-            <a:graphic xmlns:a="http://schemas.openxmlformats.org/drawingml/2006/main">
-              <a:graphicData uri="http://schemas.openxmlformats.org/drawingml/2006/picture">
-                <pic:pic xmlns:pic="http://schemas.openxmlformats.org/drawingml/2006/picture">
-                  <pic:nvPicPr>
-                    <pic:cNvPr id="0" name="" descr=""/>
-                    <pic:cNvPicPr>
-                      <a:picLocks noChangeAspect="1" noChangeArrowheads="1"/>
-                    </pic:cNvPicPr>
-                  </pic:nvPicPr>
-                  <pic:blipFill>
-                    <a:blip r:embed="rId9" cstate="none"/>
-                    <a:srcRect/>
-                    <a:stretch>
-                      <a:fillRect/>
-                    </a:stretch>
-                  </pic:blipFill>
-                  <pic:spPr bwMode="auto">
-                    <a:xfrm>
-                      <a:off x="0" y="0"/>
-                      <a:ext cx="1047750" cy="790575"/>
-                    </a:xfrm>
-                    <a:prstGeom prst="rect">
-                      <a:avLst/>
-                    </a:prstGeom>
-                  </pic:spPr>
-                </pic:pic>
-              </a:graphicData>
-            </a:graphic>
-          </wp:inline>
-        </w:drawing>
-      </w:r>
-    </w:p>
-    <w:p>
-      <w:pPr>
-        <w:keepNext/>
-        <w:spacing w:after="120"/>
-      </w:pPr>
-      <w:r>
-        <w:rPr>
-          <w:b/>
-          <w:bCs/>
-        </w:rPr>
-        <w:t xml:space="preserve">Compare and Order Integers (Comparar y ordenar enteros)</w:t>
-      </w:r>
-      <w:r>
-        <w:t xml:space="preserve"> — Use a number line to decide which integers are greater or less and place them in order.</w:t>
+        <w:t xml:space="preserve">Negative (Negativo)</w:t>
+      </w:r>
+      <w:r>
+        <w:t xml:space="preserve"> — A number smaller than zero, to the left of zero on a number line.</w:t>
       </w:r>
     </w:p>
     <w:p>
@@ -476,10 +413,10 @@
           <w:b/>
           <w:bCs/>
         </w:rPr>
-        <w:t xml:space="preserve">Number line (Recta numérica)</w:t>
-      </w:r>
-      <w:r>
-        <w:t xml:space="preserve"> — A straight line where numbers are placed in order; numbers get smaller to the left and larger to the right.</w:t>
+        <w:t xml:space="preserve">Absolute value (Valor absoluto)</w:t>
+      </w:r>
+      <w:r>
+        <w:t xml:space="preserve"> — How far a number is from zero. It is never negative.</w:t>
       </w:r>
     </w:p>
     <w:p>
@@ -539,10 +476,10 @@
           <w:b/>
           <w:bCs/>
         </w:rPr>
-        <w:t xml:space="preserve">Ordered pair (Par ordenado)</w:t>
-      </w:r>
-      <w:r>
-        <w:t xml:space="preserve"> — Two numbers (x, y) that tell where a point is on a grid.</w:t>
+        <w:t xml:space="preserve">Opposite (Opuesto)</w:t>
+      </w:r>
+      <w:r>
+        <w:t xml:space="preserve"> — Two numbers the same distance from zero, on opposite sides, like 3 and -3.</w:t>
       </w:r>
     </w:p>
     <w:p>
@@ -602,10 +539,73 @@
           <w:b/>
           <w:bCs/>
         </w:rPr>
-        <w:t xml:space="preserve">Positive (Positivo)</w:t>
-      </w:r>
-      <w:r>
-        <w:t xml:space="preserve"> — A number bigger than zero, to the right of zero on a number line.</w:t>
+        <w:t xml:space="preserve">Rational number (Número racional)</w:t>
+      </w:r>
+      <w:r>
+        <w:t xml:space="preserve"> — A number that can be written as a fraction of two integers, with a bottom number that is not zero.</w:t>
+      </w:r>
+    </w:p>
+    <w:p>
+      <w:pPr>
+        <w:keepNext/>
+        <w:spacing w:after="20" w:before="80"/>
+        <w:jc w:val="center"/>
+      </w:pPr>
+      <w:r>
+        <w:drawing>
+          <wp:inline distT="0" distB="0" distL="0" distR="0">
+            <wp:extent cx="1047750" cy="790575"/>
+            <wp:effectExtent t="0" r="0" b="0" l="0"/>
+            <wp:docPr id="1" name="" descr="" title=""/>
+            <wp:cNvGraphicFramePr>
+              <a:graphicFrameLocks xmlns:a="http://schemas.openxmlformats.org/drawingml/2006/main" noChangeAspect="1"/>
+            </wp:cNvGraphicFramePr>
+            <a:graphic xmlns:a="http://schemas.openxmlformats.org/drawingml/2006/main">
+              <a:graphicData uri="http://schemas.openxmlformats.org/drawingml/2006/picture">
+                <pic:pic xmlns:pic="http://schemas.openxmlformats.org/drawingml/2006/picture">
+                  <pic:nvPicPr>
+                    <pic:cNvPr id="0" name="" descr=""/>
+                    <pic:cNvPicPr>
+                      <a:picLocks noChangeAspect="1" noChangeArrowheads="1"/>
+                    </pic:cNvPicPr>
+                  </pic:nvPicPr>
+                  <pic:blipFill>
+                    <a:blip r:embed="rId7" cstate="none"/>
+                    <a:srcRect/>
+                    <a:stretch>
+                      <a:fillRect/>
+                    </a:stretch>
+                  </pic:blipFill>
+                  <pic:spPr bwMode="auto">
+                    <a:xfrm>
+                      <a:off x="0" y="0"/>
+                      <a:ext cx="1047750" cy="790575"/>
+                    </a:xfrm>
+                    <a:prstGeom prst="rect">
+                      <a:avLst/>
+                    </a:prstGeom>
+                  </pic:spPr>
+                </pic:pic>
+              </a:graphicData>
+            </a:graphic>
+          </wp:inline>
+        </w:drawing>
+      </w:r>
+    </w:p>
+    <w:p>
+      <w:pPr>
+        <w:keepNext/>
+        <w:spacing w:after="120"/>
+      </w:pPr>
+      <w:r>
+        <w:rPr>
+          <w:b/>
+          <w:bCs/>
+        </w:rPr>
+        <w:t xml:space="preserve">Compare and Order Integers (Comparar y ordenar enteros)</w:t>
+      </w:r>
+      <w:r>
+        <w:t xml:space="preserve"> — Use a number line to decide which integers are greater or less and place them in order.</w:t>
       </w:r>
     </w:p>
     <w:p>
@@ -665,6 +665,258 @@
           <w:b/>
           <w:bCs/>
         </w:rPr>
+        <w:t xml:space="preserve">Graph on the Coordinate Plane (Representar en el plano de coordenadas)</w:t>
+      </w:r>
+      <w:r>
+        <w:t xml:space="preserve"> — Plot a point by moving horizontally to its x-coordinate and vertically to its y-coordinate.</w:t>
+      </w:r>
+    </w:p>
+    <w:p>
+      <w:pPr>
+        <w:keepNext/>
+        <w:spacing w:after="20" w:before="80"/>
+        <w:jc w:val="center"/>
+      </w:pPr>
+      <w:r>
+        <w:drawing>
+          <wp:inline distT="0" distB="0" distL="0" distR="0">
+            <wp:extent cx="1047750" cy="790575"/>
+            <wp:effectExtent t="0" r="0" b="0" l="0"/>
+            <wp:docPr id="1" name="" descr="" title=""/>
+            <wp:cNvGraphicFramePr>
+              <a:graphicFrameLocks xmlns:a="http://schemas.openxmlformats.org/drawingml/2006/main" noChangeAspect="1"/>
+            </wp:cNvGraphicFramePr>
+            <a:graphic xmlns:a="http://schemas.openxmlformats.org/drawingml/2006/main">
+              <a:graphicData uri="http://schemas.openxmlformats.org/drawingml/2006/picture">
+                <pic:pic xmlns:pic="http://schemas.openxmlformats.org/drawingml/2006/picture">
+                  <pic:nvPicPr>
+                    <pic:cNvPr id="0" name="" descr=""/>
+                    <pic:cNvPicPr>
+                      <a:picLocks noChangeAspect="1" noChangeArrowheads="1"/>
+                    </pic:cNvPicPr>
+                  </pic:nvPicPr>
+                  <pic:blipFill>
+                    <a:blip r:embed="rId15" cstate="none"/>
+                    <a:srcRect/>
+                    <a:stretch>
+                      <a:fillRect/>
+                    </a:stretch>
+                  </pic:blipFill>
+                  <pic:spPr bwMode="auto">
+                    <a:xfrm>
+                      <a:off x="0" y="0"/>
+                      <a:ext cx="1047750" cy="790575"/>
+                    </a:xfrm>
+                    <a:prstGeom prst="rect">
+                      <a:avLst/>
+                    </a:prstGeom>
+                  </pic:spPr>
+                </pic:pic>
+              </a:graphicData>
+            </a:graphic>
+          </wp:inline>
+        </w:drawing>
+      </w:r>
+    </w:p>
+    <w:p>
+      <w:pPr>
+        <w:keepNext/>
+        <w:spacing w:after="120"/>
+      </w:pPr>
+      <w:r>
+        <w:rPr>
+          <w:b/>
+          <w:bCs/>
+        </w:rPr>
+        <w:t xml:space="preserve">Coordinate plane (Plano cartesiano)</w:t>
+      </w:r>
+      <w:r>
+        <w:t xml:space="preserve"> — A grid with a line going across and a line going up to plot points.</w:t>
+      </w:r>
+    </w:p>
+    <w:p>
+      <w:pPr>
+        <w:keepNext/>
+        <w:spacing w:after="20" w:before="80"/>
+        <w:jc w:val="center"/>
+      </w:pPr>
+      <w:r>
+        <w:drawing>
+          <wp:inline distT="0" distB="0" distL="0" distR="0">
+            <wp:extent cx="1047750" cy="790575"/>
+            <wp:effectExtent t="0" r="0" b="0" l="0"/>
+            <wp:docPr id="1" name="" descr="" title=""/>
+            <wp:cNvGraphicFramePr>
+              <a:graphicFrameLocks xmlns:a="http://schemas.openxmlformats.org/drawingml/2006/main" noChangeAspect="1"/>
+            </wp:cNvGraphicFramePr>
+            <a:graphic xmlns:a="http://schemas.openxmlformats.org/drawingml/2006/main">
+              <a:graphicData uri="http://schemas.openxmlformats.org/drawingml/2006/picture">
+                <pic:pic xmlns:pic="http://schemas.openxmlformats.org/drawingml/2006/picture">
+                  <pic:nvPicPr>
+                    <pic:cNvPr id="0" name="" descr=""/>
+                    <pic:cNvPicPr>
+                      <a:picLocks noChangeAspect="1" noChangeArrowheads="1"/>
+                    </pic:cNvPicPr>
+                  </pic:nvPicPr>
+                  <pic:blipFill>
+                    <a:blip r:embed="rId13" cstate="none"/>
+                    <a:srcRect/>
+                    <a:stretch>
+                      <a:fillRect/>
+                    </a:stretch>
+                  </pic:blipFill>
+                  <pic:spPr bwMode="auto">
+                    <a:xfrm>
+                      <a:off x="0" y="0"/>
+                      <a:ext cx="1047750" cy="790575"/>
+                    </a:xfrm>
+                    <a:prstGeom prst="rect">
+                      <a:avLst/>
+                    </a:prstGeom>
+                  </pic:spPr>
+                </pic:pic>
+              </a:graphicData>
+            </a:graphic>
+          </wp:inline>
+        </w:drawing>
+      </w:r>
+    </w:p>
+    <w:p>
+      <w:pPr>
+        <w:keepNext/>
+        <w:spacing w:after="120"/>
+      </w:pPr>
+      <w:r>
+        <w:rPr>
+          <w:b/>
+          <w:bCs/>
+        </w:rPr>
+        <w:t xml:space="preserve">Number line (Recta numérica)</w:t>
+      </w:r>
+      <w:r>
+        <w:t xml:space="preserve"> — A straight line where numbers are placed in order; numbers get smaller to the left and larger to the right.</w:t>
+      </w:r>
+    </w:p>
+    <w:p>
+      <w:pPr>
+        <w:keepNext/>
+        <w:spacing w:after="20" w:before="80"/>
+        <w:jc w:val="center"/>
+      </w:pPr>
+      <w:r>
+        <w:drawing>
+          <wp:inline distT="0" distB="0" distL="0" distR="0">
+            <wp:extent cx="1047750" cy="790575"/>
+            <wp:effectExtent t="0" r="0" b="0" l="0"/>
+            <wp:docPr id="1" name="" descr="" title=""/>
+            <wp:cNvGraphicFramePr>
+              <a:graphicFrameLocks xmlns:a="http://schemas.openxmlformats.org/drawingml/2006/main" noChangeAspect="1"/>
+            </wp:cNvGraphicFramePr>
+            <a:graphic xmlns:a="http://schemas.openxmlformats.org/drawingml/2006/main">
+              <a:graphicData uri="http://schemas.openxmlformats.org/drawingml/2006/picture">
+                <pic:pic xmlns:pic="http://schemas.openxmlformats.org/drawingml/2006/picture">
+                  <pic:nvPicPr>
+                    <pic:cNvPr id="0" name="" descr=""/>
+                    <pic:cNvPicPr>
+                      <a:picLocks noChangeAspect="1" noChangeArrowheads="1"/>
+                    </pic:cNvPicPr>
+                  </pic:nvPicPr>
+                  <pic:blipFill>
+                    <a:blip r:embed="rId16" cstate="none"/>
+                    <a:srcRect/>
+                    <a:stretch>
+                      <a:fillRect/>
+                    </a:stretch>
+                  </pic:blipFill>
+                  <pic:spPr bwMode="auto">
+                    <a:xfrm>
+                      <a:off x="0" y="0"/>
+                      <a:ext cx="1047750" cy="790575"/>
+                    </a:xfrm>
+                    <a:prstGeom prst="rect">
+                      <a:avLst/>
+                    </a:prstGeom>
+                  </pic:spPr>
+                </pic:pic>
+              </a:graphicData>
+            </a:graphic>
+          </wp:inline>
+        </w:drawing>
+      </w:r>
+    </w:p>
+    <w:p>
+      <w:pPr>
+        <w:keepNext/>
+        <w:spacing w:after="120"/>
+      </w:pPr>
+      <w:r>
+        <w:rPr>
+          <w:b/>
+          <w:bCs/>
+        </w:rPr>
+        <w:t xml:space="preserve">Ordered pair (Par ordenado)</w:t>
+      </w:r>
+      <w:r>
+        <w:t xml:space="preserve"> — Two numbers (x, y) that tell where a point is on a grid.</w:t>
+      </w:r>
+    </w:p>
+    <w:p>
+      <w:pPr>
+        <w:keepNext/>
+        <w:spacing w:after="20" w:before="80"/>
+        <w:jc w:val="center"/>
+      </w:pPr>
+      <w:r>
+        <w:drawing>
+          <wp:inline distT="0" distB="0" distL="0" distR="0">
+            <wp:extent cx="1047750" cy="790575"/>
+            <wp:effectExtent t="0" r="0" b="0" l="0"/>
+            <wp:docPr id="1" name="" descr="" title=""/>
+            <wp:cNvGraphicFramePr>
+              <a:graphicFrameLocks xmlns:a="http://schemas.openxmlformats.org/drawingml/2006/main" noChangeAspect="1"/>
+            </wp:cNvGraphicFramePr>
+            <a:graphic xmlns:a="http://schemas.openxmlformats.org/drawingml/2006/main">
+              <a:graphicData uri="http://schemas.openxmlformats.org/drawingml/2006/picture">
+                <pic:pic xmlns:pic="http://schemas.openxmlformats.org/drawingml/2006/picture">
+                  <pic:nvPicPr>
+                    <pic:cNvPr id="0" name="" descr=""/>
+                    <pic:cNvPicPr>
+                      <a:picLocks noChangeAspect="1" noChangeArrowheads="1"/>
+                    </pic:cNvPicPr>
+                  </pic:nvPicPr>
+                  <pic:blipFill>
+                    <a:blip r:embed="rId17" cstate="none"/>
+                    <a:srcRect/>
+                    <a:stretch>
+                      <a:fillRect/>
+                    </a:stretch>
+                  </pic:blipFill>
+                  <pic:spPr bwMode="auto">
+                    <a:xfrm>
+                      <a:off x="0" y="0"/>
+                      <a:ext cx="1047750" cy="790575"/>
+                    </a:xfrm>
+                    <a:prstGeom prst="rect">
+                      <a:avLst/>
+                    </a:prstGeom>
+                  </pic:spPr>
+                </pic:pic>
+              </a:graphicData>
+            </a:graphic>
+          </wp:inline>
+        </w:drawing>
+      </w:r>
+    </w:p>
+    <w:p>
+      <w:pPr>
+        <w:keepNext/>
+        <w:spacing w:after="120"/>
+      </w:pPr>
+      <w:r>
+        <w:rPr>
+          <w:b/>
+          <w:bCs/>
+        </w:rPr>
         <w:t xml:space="preserve">Compare (Comparar)</w:t>
       </w:r>
       <w:r>
@@ -705,39 +957,39 @@
           <w:b/>
           <w:bCs/>
         </w:rPr>
-        <w:t xml:space="preserve">1. (Lesson 9.1) Which ordered pair names a point 3 units right and 7 units up from the origin?</w:t>
-      </w:r>
-    </w:p>
-    <w:p>
-      <w:pPr>
-        <w:spacing w:after="40" w:before="0"/>
-      </w:pPr>
-      <w:r>
-        <w:t xml:space="preserve">     A. (3, 7)</w:t>
-      </w:r>
-    </w:p>
-    <w:p>
-      <w:pPr>
-        <w:spacing w:after="40" w:before="0"/>
-      </w:pPr>
-      <w:r>
-        <w:t xml:space="preserve">     B. (7, 3)</w:t>
-      </w:r>
-    </w:p>
-    <w:p>
-      <w:pPr>
-        <w:spacing w:after="40" w:before="0"/>
-      </w:pPr>
-      <w:r>
-        <w:t xml:space="preserve">     C. (3, 3)</w:t>
-      </w:r>
-    </w:p>
-    <w:p>
-      <w:pPr>
-        <w:spacing w:after="40" w:before="0"/>
-      </w:pPr>
-      <w:r>
-        <w:t xml:space="preserve">     D. (0, 7)</w:t>
+        <w:t xml:space="preserve">1. (Lesson 7.3) What is the absolute value of -9?</w:t>
+      </w:r>
+    </w:p>
+    <w:p>
+      <w:pPr>
+        <w:spacing w:after="40" w:before="0"/>
+      </w:pPr>
+      <w:r>
+        <w:t xml:space="preserve">     A. 9</w:t>
+      </w:r>
+    </w:p>
+    <w:p>
+      <w:pPr>
+        <w:spacing w:after="40" w:before="0"/>
+      </w:pPr>
+      <w:r>
+        <w:t xml:space="preserve">     B. -9</w:t>
+      </w:r>
+    </w:p>
+    <w:p>
+      <w:pPr>
+        <w:spacing w:after="40" w:before="0"/>
+      </w:pPr>
+      <w:r>
+        <w:t xml:space="preserve">     C. 0</w:t>
+      </w:r>
+    </w:p>
+    <w:p>
+      <w:pPr>
+        <w:spacing w:after="40" w:before="0"/>
+      </w:pPr>
+      <w:r>
+        <w:t xml:space="preserve">     D. 1</w:t>
       </w:r>
     </w:p>
     <w:p>
@@ -760,39 +1012,39 @@
           <w:b/>
           <w:bCs/>
         </w:rPr>
-        <w:t xml:space="preserve">2. (Lesson 9.1) What are the coordinates of the origin?</w:t>
-      </w:r>
-    </w:p>
-    <w:p>
-      <w:pPr>
-        <w:spacing w:after="40" w:before="0"/>
-      </w:pPr>
-      <w:r>
-        <w:t xml:space="preserve">     A. (0, 0)</w:t>
-      </w:r>
-    </w:p>
-    <w:p>
-      <w:pPr>
-        <w:spacing w:after="40" w:before="0"/>
-      </w:pPr>
-      <w:r>
-        <w:t xml:space="preserve">     B. (1, 1)</w:t>
-      </w:r>
-    </w:p>
-    <w:p>
-      <w:pPr>
-        <w:spacing w:after="40" w:before="0"/>
-      </w:pPr>
-      <w:r>
-        <w:t xml:space="preserve">     C. (0, 1)</w:t>
-      </w:r>
-    </w:p>
-    <w:p>
-      <w:pPr>
-        <w:spacing w:after="40" w:before="0"/>
-      </w:pPr>
-      <w:r>
-        <w:t xml:space="preserve">     D. (1, 0)</w:t>
+        <w:t xml:space="preserve">2. (Lesson 7.3) Which integer has the GREATEST absolute value: -3, 7, -5, 2?</w:t>
+      </w:r>
+    </w:p>
+    <w:p>
+      <w:pPr>
+        <w:spacing w:after="40" w:before="0"/>
+      </w:pPr>
+      <w:r>
+        <w:t xml:space="preserve">     A. 7</w:t>
+      </w:r>
+    </w:p>
+    <w:p>
+      <w:pPr>
+        <w:spacing w:after="40" w:before="0"/>
+      </w:pPr>
+      <w:r>
+        <w:t xml:space="preserve">     B. -5</w:t>
+      </w:r>
+    </w:p>
+    <w:p>
+      <w:pPr>
+        <w:spacing w:after="40" w:before="0"/>
+      </w:pPr>
+      <w:r>
+        <w:t xml:space="preserve">     C. -3</w:t>
+      </w:r>
+    </w:p>
+    <w:p>
+      <w:pPr>
+        <w:spacing w:after="40" w:before="0"/>
+      </w:pPr>
+      <w:r>
+        <w:t xml:space="preserve">     D. 2</w:t>
       </w:r>
     </w:p>
     <w:p>
@@ -815,39 +1067,86 @@
           <w:b/>
           <w:bCs/>
         </w:rPr>
-        <w:t xml:space="preserve">3. (Lesson 9.1) Spot the Common Mistake</w:t>
-      </w:r>
-    </w:p>
-    <w:p>
-      <w:pPr>
-        <w:spacing w:after="40" w:before="0"/>
-      </w:pPr>
-      <w:r>
-        <w:t xml:space="preserve">   Step 1 (Clue): Plot the point (4, 0).</w:t>
-      </w:r>
-    </w:p>
-    <w:p>
-      <w:pPr>
-        <w:spacing w:after="40" w:before="0"/>
-      </w:pPr>
-      <w:r>
-        <w:t xml:space="preserve">   Step 2 (Move right): Move 4 units to the right along the x-axis. Good.</w:t>
-      </w:r>
-    </w:p>
-    <w:p>
-      <w:pPr>
-        <w:spacing w:after="40" w:before="0"/>
-      </w:pPr>
-      <w:r>
-        <w:t xml:space="preserve">   Step 3 (Move up): Move 4 units up, because the pair has a 4 in it.</w:t>
-      </w:r>
-    </w:p>
-    <w:p>
-      <w:pPr>
-        <w:spacing w:after="40" w:before="0"/>
-      </w:pPr>
-      <w:r>
-        <w:t xml:space="preserve">   Step 4 (Plot the point): Place the dot at (4, 4).</w:t>
+        <w:t xml:space="preserve">3. (Lesson 7.3) Which statement about absolute value is TRUE?</w:t>
+      </w:r>
+    </w:p>
+    <w:p>
+      <w:pPr>
+        <w:spacing w:after="40" w:before="0"/>
+      </w:pPr>
+      <w:r>
+        <w:t xml:space="preserve">     A. |-4| = |4| because both are 4 units from zero</w:t>
+      </w:r>
+    </w:p>
+    <w:p>
+      <w:pPr>
+        <w:spacing w:after="40" w:before="0"/>
+      </w:pPr>
+      <w:r>
+        <w:t xml:space="preserve">     B. |-4| = -4 because the number is negative</w:t>
+      </w:r>
+    </w:p>
+    <w:p>
+      <w:pPr>
+        <w:spacing w:after="40" w:before="0"/>
+      </w:pPr>
+      <w:r>
+        <w:t xml:space="preserve">     C. |4| &gt; |-4| because positive is always bigger</w:t>
+      </w:r>
+    </w:p>
+    <w:p>
+      <w:pPr>
+        <w:spacing w:after="40" w:before="0"/>
+      </w:pPr>
+      <w:r>
+        <w:t xml:space="preserve">     D. |-4| = 0 because negatives cancel out</w:t>
+      </w:r>
+    </w:p>
+    <w:p>
+      <w:pPr>
+        <w:spacing w:after="60" w:before="120"/>
+      </w:pPr>
+      <w:r>
+        <w:rPr>
+          <w:color w:val="BBBBBB"/>
+        </w:rPr>
+        <w:t xml:space="preserve">______________________________________________________________________</w:t>
+      </w:r>
+    </w:p>
+    <w:p>
+      <w:pPr>
+        <w:spacing w:after="80" w:before="0"/>
+      </w:pPr>
+      <w:r>
+        <w:rPr>
+          <w:b/>
+          <w:bCs/>
+        </w:rPr>
+        <w:t xml:space="preserve">4. (Lesson 7.3) Confusing Opposite with Absolute Value</w:t>
+      </w:r>
+    </w:p>
+    <w:p>
+      <w:pPr>
+        <w:spacing w:after="40" w:before="0"/>
+      </w:pPr>
+      <w:r>
+        <w:t xml:space="preserve">   Step 1 (Problem): Complete the table for the integer 9: find its absolute value and its opposite.</w:t>
+      </w:r>
+    </w:p>
+    <w:p>
+      <w:pPr>
+        <w:spacing w:after="40" w:before="0"/>
+      </w:pPr>
+      <w:r>
+        <w:t xml:space="preserve">   Step 2 (Student's thinking): Absolute value and opposite both just make a number positive, so they should give the same answer as each other.</w:t>
+      </w:r>
+    </w:p>
+    <w:p>
+      <w:pPr>
+        <w:spacing w:after="40" w:before="0"/>
+      </w:pPr>
+      <w:r>
+        <w:t xml:space="preserve">   Step 3 (Student's answer): Absolute value of 9 = 9, and opposite of 9 = 9.</w:t>
       </w:r>
     </w:p>
     <w:p>
@@ -904,39 +1203,39 @@
           <w:b/>
           <w:bCs/>
         </w:rPr>
-        <w:t xml:space="preserve">4. (Lesson 9.2) Which statement about absolute value is TRUE?</w:t>
-      </w:r>
-    </w:p>
-    <w:p>
-      <w:pPr>
-        <w:spacing w:after="40" w:before="0"/>
-      </w:pPr>
-      <w:r>
-        <w:t xml:space="preserve">     A. |-4| = |4| because both are 4 units from zero</w:t>
-      </w:r>
-    </w:p>
-    <w:p>
-      <w:pPr>
-        <w:spacing w:after="40" w:before="0"/>
-      </w:pPr>
-      <w:r>
-        <w:t xml:space="preserve">     B. |-4| = -4 because the number is negative</w:t>
-      </w:r>
-    </w:p>
-    <w:p>
-      <w:pPr>
-        <w:spacing w:after="40" w:before="0"/>
-      </w:pPr>
-      <w:r>
-        <w:t xml:space="preserve">     C. |4| &gt; |-4| because positive is always bigger</w:t>
-      </w:r>
-    </w:p>
-    <w:p>
-      <w:pPr>
-        <w:spacing w:after="40" w:before="0"/>
-      </w:pPr>
-      <w:r>
-        <w:t xml:space="preserve">     D. |-4| = 0 because negatives cancel out</w:t>
+        <w:t xml:space="preserve">5. (Lesson 7.4) Three cities have temperatures of -12°F, -5°F, and 3°F. Which city is warmest?</w:t>
+      </w:r>
+    </w:p>
+    <w:p>
+      <w:pPr>
+        <w:spacing w:after="40" w:before="0"/>
+      </w:pPr>
+      <w:r>
+        <w:t xml:space="preserve">     A. 3°F</w:t>
+      </w:r>
+    </w:p>
+    <w:p>
+      <w:pPr>
+        <w:spacing w:after="40" w:before="0"/>
+      </w:pPr>
+      <w:r>
+        <w:t xml:space="preserve">     B. -5°F</w:t>
+      </w:r>
+    </w:p>
+    <w:p>
+      <w:pPr>
+        <w:spacing w:after="40" w:before="0"/>
+      </w:pPr>
+      <w:r>
+        <w:t xml:space="preserve">     C. -12°F</w:t>
+      </w:r>
+    </w:p>
+    <w:p>
+      <w:pPr>
+        <w:spacing w:after="40" w:before="0"/>
+      </w:pPr>
+      <w:r>
+        <w:t xml:space="preserve">     D. They are equal</w:t>
       </w:r>
     </w:p>
     <w:p>
@@ -959,31 +1258,31 @@
           <w:b/>
           <w:bCs/>
         </w:rPr>
-        <w:t xml:space="preserve">5. (Lesson 9.2) Confusing Opposite with Absolute Value</w:t>
-      </w:r>
-    </w:p>
-    <w:p>
-      <w:pPr>
-        <w:spacing w:after="40" w:before="0"/>
-      </w:pPr>
-      <w:r>
-        <w:t xml:space="preserve">   Step 1 (Problem): Complete the table for the integer 9: find its absolute value and its opposite.</w:t>
-      </w:r>
-    </w:p>
-    <w:p>
-      <w:pPr>
-        <w:spacing w:after="40" w:before="0"/>
-      </w:pPr>
-      <w:r>
-        <w:t xml:space="preserve">   Step 2 (Student's thinking): Absolute value and opposite both just make a number positive, so they should give the same answer as each other.</w:t>
-      </w:r>
-    </w:p>
-    <w:p>
-      <w:pPr>
-        <w:spacing w:after="40" w:before="0"/>
-      </w:pPr>
-      <w:r>
-        <w:t xml:space="preserve">   Step 3 (Student's answer): Absolute value of 9 = 9, and opposite of 9 = 9.</w:t>
+        <w:t xml:space="preserve">6. (Lesson 7.4) Spot the Common Mistake</w:t>
+      </w:r>
+    </w:p>
+    <w:p>
+      <w:pPr>
+        <w:spacing w:after="40" w:before="0"/>
+      </w:pPr>
+      <w:r>
+        <w:t xml:space="preserve">   Step 1 (Read): Order -8 and -15 from least to greatest.</w:t>
+      </w:r>
+    </w:p>
+    <w:p>
+      <w:pPr>
+        <w:spacing w:after="40" w:before="0"/>
+      </w:pPr>
+      <w:r>
+        <w:t xml:space="preserve">   Step 2 (Attempt): The student wrote -8, -15, because 8 is smaller than 15.</w:t>
+      </w:r>
+    </w:p>
+    <w:p>
+      <w:pPr>
+        <w:spacing w:after="40" w:before="0"/>
+      </w:pPr>
+      <w:r>
+        <w:t xml:space="preserve">   Step 3 (Check): -15 is farther left than -8 on the number line, so -15 is the least. The correct order is -15, -8.</w:t>
       </w:r>
     </w:p>
     <w:p>
@@ -1040,86 +1339,39 @@
           <w:b/>
           <w:bCs/>
         </w:rPr>
-        <w:t xml:space="preserve">6. (Lesson 9.3) Three cities have temperatures of -12°F, -5°F, and 3°F. Which city is warmest?</w:t>
-      </w:r>
-    </w:p>
-    <w:p>
-      <w:pPr>
-        <w:spacing w:after="40" w:before="0"/>
-      </w:pPr>
-      <w:r>
-        <w:t xml:space="preserve">     A. 3°F</w:t>
-      </w:r>
-    </w:p>
-    <w:p>
-      <w:pPr>
-        <w:spacing w:after="40" w:before="0"/>
-      </w:pPr>
-      <w:r>
-        <w:t xml:space="preserve">     B. -5°F</w:t>
-      </w:r>
-    </w:p>
-    <w:p>
-      <w:pPr>
-        <w:spacing w:after="40" w:before="0"/>
-      </w:pPr>
-      <w:r>
-        <w:t xml:space="preserve">     C. -12°F</w:t>
-      </w:r>
-    </w:p>
-    <w:p>
-      <w:pPr>
-        <w:spacing w:after="40" w:before="0"/>
-      </w:pPr>
-      <w:r>
-        <w:t xml:space="preserve">     D. They are equal</w:t>
-      </w:r>
-    </w:p>
-    <w:p>
-      <w:pPr>
-        <w:spacing w:after="60" w:before="120"/>
-      </w:pPr>
-      <w:r>
-        <w:rPr>
-          <w:color w:val="BBBBBB"/>
-        </w:rPr>
-        <w:t xml:space="preserve">______________________________________________________________________</w:t>
-      </w:r>
-    </w:p>
-    <w:p>
-      <w:pPr>
-        <w:spacing w:after="80" w:before="0"/>
-      </w:pPr>
-      <w:r>
-        <w:rPr>
-          <w:b/>
-          <w:bCs/>
-        </w:rPr>
-        <w:t xml:space="preserve">7. (Lesson 9.3) Spot the Common Mistake</w:t>
-      </w:r>
-    </w:p>
-    <w:p>
-      <w:pPr>
-        <w:spacing w:after="40" w:before="0"/>
-      </w:pPr>
-      <w:r>
-        <w:t xml:space="preserve">   Step 1 (Read): Order -8 and -15 from least to greatest.</w:t>
-      </w:r>
-    </w:p>
-    <w:p>
-      <w:pPr>
-        <w:spacing w:after="40" w:before="0"/>
-      </w:pPr>
-      <w:r>
-        <w:t xml:space="preserve">   Step 2 (Attempt): The student wrote -8, -15, because 8 is smaller than 15.</w:t>
-      </w:r>
-    </w:p>
-    <w:p>
-      <w:pPr>
-        <w:spacing w:after="40" w:before="0"/>
-      </w:pPr>
-      <w:r>
-        <w:t xml:space="preserve">   Step 3 (Check): -15 is farther left than -8 on the number line, so -15 is the least. The correct order is -15, -8.</w:t>
+        <w:t xml:space="preserve">7. (Lesson 7.5) Spot the Common Mistake</w:t>
+      </w:r>
+    </w:p>
+    <w:p>
+      <w:pPr>
+        <w:spacing w:after="40" w:before="0"/>
+      </w:pPr>
+      <w:r>
+        <w:t xml:space="preserve">   Step 1 (Clue): Plot the point (4, 0).</w:t>
+      </w:r>
+    </w:p>
+    <w:p>
+      <w:pPr>
+        <w:spacing w:after="40" w:before="0"/>
+      </w:pPr>
+      <w:r>
+        <w:t xml:space="preserve">   Step 2 (Move right): Move 4 units to the right along the x-axis. Good.</w:t>
+      </w:r>
+    </w:p>
+    <w:p>
+      <w:pPr>
+        <w:spacing w:after="40" w:before="0"/>
+      </w:pPr>
+      <w:r>
+        <w:t xml:space="preserve">   Step 3 (Move up): Move 4 units up, because the pair has a 4 in it.</w:t>
+      </w:r>
+    </w:p>
+    <w:p>
+      <w:pPr>
+        <w:spacing w:after="40" w:before="0"/>
+      </w:pPr>
+      <w:r>
+        <w:t xml:space="preserve">   Step 4 (Plot the point): Place the dot at (4, 4).</w:t>
       </w:r>
     </w:p>
     <w:p>
@@ -1176,7 +1428,117 @@
           <w:b/>
           <w:bCs/>
         </w:rPr>
-        <w:t xml:space="preserve">8. (Lesson 9.1) Spot 1 — Captain Vega's first clue says the Sandy Dock is right 7 and up 2 from the origin. Which ordered pair names the Sandy Dock?</w:t>
+        <w:t xml:space="preserve">8. (Lesson 7.3) On a frosty morning at the mountain cache, the thermometer reads -8 degrees. What is the absolute value of -8?</w:t>
+      </w:r>
+    </w:p>
+    <w:p>
+      <w:pPr>
+        <w:spacing w:after="40" w:before="0"/>
+      </w:pPr>
+      <w:r>
+        <w:t xml:space="preserve">     A. 8</w:t>
+      </w:r>
+    </w:p>
+    <w:p>
+      <w:pPr>
+        <w:spacing w:after="40" w:before="0"/>
+      </w:pPr>
+      <w:r>
+        <w:t xml:space="preserve">     B. -8</w:t>
+      </w:r>
+    </w:p>
+    <w:p>
+      <w:pPr>
+        <w:spacing w:after="40" w:before="0"/>
+      </w:pPr>
+      <w:r>
+        <w:t xml:space="preserve">     C. 0</w:t>
+      </w:r>
+    </w:p>
+    <w:p>
+      <w:pPr>
+        <w:spacing w:after="40" w:before="0"/>
+      </w:pPr>
+      <w:r>
+        <w:t xml:space="preserve">     D. 16</w:t>
+      </w:r>
+    </w:p>
+    <w:p>
+      <w:pPr>
+        <w:spacing w:after="60" w:before="120"/>
+      </w:pPr>
+      <w:r>
+        <w:rPr>
+          <w:color w:val="BBBBBB"/>
+        </w:rPr>
+        <w:t xml:space="preserve">______________________________________________________________________</w:t>
+      </w:r>
+    </w:p>
+    <w:p>
+      <w:pPr>
+        <w:spacing w:after="80" w:before="0"/>
+      </w:pPr>
+      <w:r>
+        <w:rPr>
+          <w:b/>
+          <w:bCs/>
+        </w:rPr>
+        <w:t xml:space="preserve">9. (Lesson 7.4) Four spots: -3 m, 2 m, -7 m, 0 m. Order them from least to greatest.</w:t>
+      </w:r>
+    </w:p>
+    <w:p>
+      <w:pPr>
+        <w:spacing w:after="40" w:before="0"/>
+      </w:pPr>
+      <w:r>
+        <w:t xml:space="preserve">     A. -7, -3, 0, 2</w:t>
+      </w:r>
+    </w:p>
+    <w:p>
+      <w:pPr>
+        <w:spacing w:after="40" w:before="0"/>
+      </w:pPr>
+      <w:r>
+        <w:t xml:space="preserve">     B. -3, -7, 0, 2</w:t>
+      </w:r>
+    </w:p>
+    <w:p>
+      <w:pPr>
+        <w:spacing w:after="40" w:before="0"/>
+      </w:pPr>
+      <w:r>
+        <w:t xml:space="preserve">     C. 2, 0, -3, -7</w:t>
+      </w:r>
+    </w:p>
+    <w:p>
+      <w:pPr>
+        <w:spacing w:after="40" w:before="0"/>
+      </w:pPr>
+      <w:r>
+        <w:t xml:space="preserve">     D. -7, -3, 2, 0</w:t>
+      </w:r>
+    </w:p>
+    <w:p>
+      <w:pPr>
+        <w:spacing w:after="60" w:before="120"/>
+      </w:pPr>
+      <w:r>
+        <w:rPr>
+          <w:color w:val="BBBBBB"/>
+        </w:rPr>
+        <w:t xml:space="preserve">______________________________________________________________________</w:t>
+      </w:r>
+    </w:p>
+    <w:p>
+      <w:pPr>
+        <w:spacing w:after="80" w:before="0"/>
+      </w:pPr>
+      <w:r>
+        <w:rPr>
+          <w:b/>
+          <w:bCs/>
+        </w:rPr>
+        <w:t xml:space="preserve">10. (Lesson 7.5) Spot 1 — Captain Vega's first clue says the Sandy Dock is right 7 and up 2 from the origin. Which ordered pair names the Sandy Dock?</w:t>
       </w:r>
     </w:p>
     <w:p>
@@ -1209,116 +1571,6 @@
       </w:pPr>
       <w:r>
         <w:t xml:space="preserve">     D. (2, 2)</w:t>
-      </w:r>
-    </w:p>
-    <w:p>
-      <w:pPr>
-        <w:spacing w:after="60" w:before="120"/>
-      </w:pPr>
-      <w:r>
-        <w:rPr>
-          <w:color w:val="BBBBBB"/>
-        </w:rPr>
-        <w:t xml:space="preserve">______________________________________________________________________</w:t>
-      </w:r>
-    </w:p>
-    <w:p>
-      <w:pPr>
-        <w:spacing w:after="80" w:before="0"/>
-      </w:pPr>
-      <w:r>
-        <w:rPr>
-          <w:b/>
-          <w:bCs/>
-        </w:rPr>
-        <w:t xml:space="preserve">9. (Lesson 9.2) On a frosty morning at the mountain cache, the thermometer reads -8 degrees. What is the absolute value of -8?</w:t>
-      </w:r>
-    </w:p>
-    <w:p>
-      <w:pPr>
-        <w:spacing w:after="40" w:before="0"/>
-      </w:pPr>
-      <w:r>
-        <w:t xml:space="preserve">     A. 8</w:t>
-      </w:r>
-    </w:p>
-    <w:p>
-      <w:pPr>
-        <w:spacing w:after="40" w:before="0"/>
-      </w:pPr>
-      <w:r>
-        <w:t xml:space="preserve">     B. -8</w:t>
-      </w:r>
-    </w:p>
-    <w:p>
-      <w:pPr>
-        <w:spacing w:after="40" w:before="0"/>
-      </w:pPr>
-      <w:r>
-        <w:t xml:space="preserve">     C. 0</w:t>
-      </w:r>
-    </w:p>
-    <w:p>
-      <w:pPr>
-        <w:spacing w:after="40" w:before="0"/>
-      </w:pPr>
-      <w:r>
-        <w:t xml:space="preserve">     D. 16</w:t>
-      </w:r>
-    </w:p>
-    <w:p>
-      <w:pPr>
-        <w:spacing w:after="60" w:before="120"/>
-      </w:pPr>
-      <w:r>
-        <w:rPr>
-          <w:color w:val="BBBBBB"/>
-        </w:rPr>
-        <w:t xml:space="preserve">______________________________________________________________________</w:t>
-      </w:r>
-    </w:p>
-    <w:p>
-      <w:pPr>
-        <w:spacing w:after="80" w:before="0"/>
-      </w:pPr>
-      <w:r>
-        <w:rPr>
-          <w:b/>
-          <w:bCs/>
-        </w:rPr>
-        <w:t xml:space="preserve">10. (Lesson 9.3) Four spots: -3 m, 2 m, -7 m, 0 m. Order them from least to greatest.</w:t>
-      </w:r>
-    </w:p>
-    <w:p>
-      <w:pPr>
-        <w:spacing w:after="40" w:before="0"/>
-      </w:pPr>
-      <w:r>
-        <w:t xml:space="preserve">     A. -7, -3, 0, 2</w:t>
-      </w:r>
-    </w:p>
-    <w:p>
-      <w:pPr>
-        <w:spacing w:after="40" w:before="0"/>
-      </w:pPr>
-      <w:r>
-        <w:t xml:space="preserve">     B. -3, -7, 0, 2</w:t>
-      </w:r>
-    </w:p>
-    <w:p>
-      <w:pPr>
-        <w:spacing w:after="40" w:before="0"/>
-      </w:pPr>
-      <w:r>
-        <w:t xml:space="preserve">     C. 2, 0, -3, -7</w:t>
-      </w:r>
-    </w:p>
-    <w:p>
-      <w:pPr>
-        <w:spacing w:after="40" w:before="0"/>
-      </w:pPr>
-      <w:r>
-        <w:t xml:space="preserve">     D. -7, -3, 2, 0</w:t>
       </w:r>
     </w:p>
     <w:p>
@@ -1359,7 +1611,7 @@
           <w:b/>
           <w:bCs/>
         </w:rPr>
-        <w:t xml:space="preserve">1. A. (3, 7)</w:t>
+        <w:t xml:space="preserve">1. A. 9</w:t>
       </w:r>
     </w:p>
     <w:p>
@@ -1367,7 +1619,7 @@
         <w:spacing w:after="20" w:before="0"/>
       </w:pPr>
       <w:r>
-        <w:t xml:space="preserve">     The first coordinate is horizontal (right 3), the second is vertical (up 7). So (3, 7).</w:t>
+        <w:t xml:space="preserve">     Absolute value is the distance from zero. -9 is 9 units from zero, so |-9| = 9.</w:t>
       </w:r>
     </w:p>
     <w:p>
@@ -1379,19 +1631,19 @@
           <w:i/>
           <w:iCs/>
         </w:rPr>
-        <w:t xml:space="preserve">     Watch for: A common mistake in Compare and Order Integers is thinking that a negative number with a bigger digit is the bigger value — for example, believing -15 is greater than -8 because 15 is greater than 8. It's the opposite for negatives: the number farther to the left on the number line (farther from zero) is always the LESSER value, so -15 &lt; -8. Before you submit, check your comparison against the number line, not just the digits.</w:t>
-      </w:r>
-    </w:p>
-    <w:p>
-      <w:pPr>
-        <w:spacing w:after="40" w:before="0"/>
-      </w:pPr>
-      <w:r>
-        <w:rPr>
-          <w:b/>
-          <w:bCs/>
-        </w:rPr>
-        <w:t xml:space="preserve">2. A. (0, 0)</w:t>
+        <w:t xml:space="preserve">     Watch for: A common mistake in Graph on the Coordinate Plane is swapping the order of the coordinates — moving up/down first instead of right/left first. For example, when plotting (5, 2), students often move up 5 and right 2, landing on the wrong point (2, 5) instead of (5, 2). Remember: the x-coordinate (first number) always tells you how far to move right or left along the x-axis; the y-coordinate (second number) tells you how far up or down along the y-axis.</w:t>
+      </w:r>
+    </w:p>
+    <w:p>
+      <w:pPr>
+        <w:spacing w:after="40" w:before="0"/>
+      </w:pPr>
+      <w:r>
+        <w:rPr>
+          <w:b/>
+          <w:bCs/>
+        </w:rPr>
+        <w:t xml:space="preserve">2. A. 7</w:t>
       </w:r>
     </w:p>
     <w:p>
@@ -1399,7 +1651,7 @@
         <w:spacing w:after="20" w:before="0"/>
       </w:pPr>
       <w:r>
-        <w:t xml:space="preserve">     The origin is where the x-axis and y-axis cross, at (0, 0).</w:t>
+        <w:t xml:space="preserve">     |-3| = 3, |7| = 7, |-5| = 5, |2| = 2. The greatest absolute value is 7.</w:t>
       </w:r>
     </w:p>
     <w:p>
@@ -1411,55 +1663,19 @@
           <w:i/>
           <w:iCs/>
         </w:rPr>
-        <w:t xml:space="preserve">     Watch for: A common mistake in Compare and Order Integers is thinking that a negative number with a bigger digit is the bigger value — for example, believing -15 is greater than -8 because 15 is greater than 8. It's the opposite for negatives: the number farther to the left on the number line (farther from zero) is always the LESSER value, so -15 &lt; -8. Before you submit, check your comparison against the number line, not just the digits.</w:t>
-      </w:r>
-    </w:p>
-    <w:p>
-      <w:pPr>
-        <w:spacing w:after="40" w:before="0"/>
-      </w:pPr>
-      <w:r>
-        <w:rPr>
-          <w:b/>
-          <w:bCs/>
-        </w:rPr>
-        <w:t xml:space="preserve">3. (Lesson 9.1) Spot the Common Mistake</w:t>
-      </w:r>
-    </w:p>
-    <w:p>
-      <w:pPr>
-        <w:spacing w:after="20" w:before="0"/>
-      </w:pPr>
-      <w:r>
-        <w:t xml:space="preserve">     The mistake is in Step 3.</w:t>
-      </w:r>
-    </w:p>
-    <w:p>
-      <w:pPr>
-        <w:spacing w:after="20" w:before="0"/>
-      </w:pPr>
-      <w:r>
-        <w:t xml:space="preserve">     Correct work: The y-coordinate is 0, not 4. After moving 4 right, the up move is 0 units, so the point stays on the x-axis at (4, 0). The student reused the x-value instead of reading the second number (0).</w:t>
-      </w:r>
-    </w:p>
-    <w:p>
-      <w:pPr>
-        <w:spacing w:after="80" w:before="0"/>
-      </w:pPr>
-      <w:r>
-        <w:t xml:space="preserve">     Watch for: The up move comes from the SECOND number, and the second number in (4, 0) is 0. Reusing the 4 pushes the point off the axis to (4, 4). With a y-coordinate of 0 there is no upward move at all, so the point stays right on the x-axis at (4, 0).</w:t>
-      </w:r>
-    </w:p>
-    <w:p>
-      <w:pPr>
-        <w:spacing w:after="40" w:before="0"/>
-      </w:pPr>
-      <w:r>
-        <w:rPr>
-          <w:b/>
-          <w:bCs/>
-        </w:rPr>
-        <w:t xml:space="preserve">4. A. |-4| = |4| because both are 4 units from zero</w:t>
+        <w:t xml:space="preserve">     Watch for: A common mistake in Graph on the Coordinate Plane is swapping the order of the coordinates — moving up/down first instead of right/left first. For example, when plotting (5, 2), students often move up 5 and right 2, landing on the wrong point (2, 5) instead of (5, 2). Remember: the x-coordinate (first number) always tells you how far to move right or left along the x-axis; the y-coordinate (second number) tells you how far up or down along the y-axis.</w:t>
+      </w:r>
+    </w:p>
+    <w:p>
+      <w:pPr>
+        <w:spacing w:after="40" w:before="0"/>
+      </w:pPr>
+      <w:r>
+        <w:rPr>
+          <w:b/>
+          <w:bCs/>
+        </w:rPr>
+        <w:t xml:space="preserve">3. A. |-4| = |4| because both are 4 units from zero</w:t>
       </w:r>
     </w:p>
     <w:p>
@@ -1479,19 +1695,19 @@
           <w:i/>
           <w:iCs/>
         </w:rPr>
-        <w:t xml:space="preserve">     Watch for: A common mistake in Compare and Order Integers is thinking that a negative number with a bigger digit is the bigger value — for example, believing -15 is greater than -8 because 15 is greater than 8. It's the opposite for negatives: the number farther to the left on the number line (farther from zero) is always the LESSER value, so -15 &lt; -8. Before you submit, check your comparison against the number line, not just the digits.</w:t>
-      </w:r>
-    </w:p>
-    <w:p>
-      <w:pPr>
-        <w:spacing w:after="40" w:before="0"/>
-      </w:pPr>
-      <w:r>
-        <w:rPr>
-          <w:b/>
-          <w:bCs/>
-        </w:rPr>
-        <w:t xml:space="preserve">5. (Lesson 9.2) Confusing Opposite with Absolute Value</w:t>
+        <w:t xml:space="preserve">     Watch for: A common mistake in Graph on the Coordinate Plane is swapping the order of the coordinates — moving up/down first instead of right/left first. For example, when plotting (5, 2), students often move up 5 and right 2, landing on the wrong point (2, 5) instead of (5, 2). Remember: the x-coordinate (first number) always tells you how far to move right or left along the x-axis; the y-coordinate (second number) tells you how far up or down along the y-axis.</w:t>
+      </w:r>
+    </w:p>
+    <w:p>
+      <w:pPr>
+        <w:spacing w:after="40" w:before="0"/>
+      </w:pPr>
+      <w:r>
+        <w:rPr>
+          <w:b/>
+          <w:bCs/>
+        </w:rPr>
+        <w:t xml:space="preserve">4. (Lesson 7.3) Confusing Opposite with Absolute Value</w:t>
       </w:r>
     </w:p>
     <w:p>
@@ -1527,7 +1743,7 @@
           <w:b/>
           <w:bCs/>
         </w:rPr>
-        <w:t xml:space="preserve">6. A. 3°F</w:t>
+        <w:t xml:space="preserve">5. A. 3°F</w:t>
       </w:r>
     </w:p>
     <w:p>
@@ -1547,19 +1763,19 @@
           <w:i/>
           <w:iCs/>
         </w:rPr>
-        <w:t xml:space="preserve">     Watch for: A common mistake in Compare and Order Integers is thinking that a negative number with a bigger digit is the bigger value — for example, believing -15 is greater than -8 because 15 is greater than 8. It's the opposite for negatives: the number farther to the left on the number line (farther from zero) is always the LESSER value, so -15 &lt; -8. Before you submit, check your comparison against the number line, not just the digits.</w:t>
-      </w:r>
-    </w:p>
-    <w:p>
-      <w:pPr>
-        <w:spacing w:after="40" w:before="0"/>
-      </w:pPr>
-      <w:r>
-        <w:rPr>
-          <w:b/>
-          <w:bCs/>
-        </w:rPr>
-        <w:t xml:space="preserve">7. (Lesson 9.3) Spot the Common Mistake</w:t>
+        <w:t xml:space="preserve">     Watch for: A common mistake in Graph on the Coordinate Plane is swapping the order of the coordinates — moving up/down first instead of right/left first. For example, when plotting (5, 2), students often move up 5 and right 2, landing on the wrong point (2, 5) instead of (5, 2). Remember: the x-coordinate (first number) always tells you how far to move right or left along the x-axis; the y-coordinate (second number) tells you how far up or down along the y-axis.</w:t>
+      </w:r>
+    </w:p>
+    <w:p>
+      <w:pPr>
+        <w:spacing w:after="40" w:before="0"/>
+      </w:pPr>
+      <w:r>
+        <w:rPr>
+          <w:b/>
+          <w:bCs/>
+        </w:rPr>
+        <w:t xml:space="preserve">6. (Lesson 7.4) Spot the Common Mistake</w:t>
       </w:r>
     </w:p>
     <w:p>
@@ -1595,7 +1811,7 @@
           <w:b/>
           <w:bCs/>
         </w:rPr>
-        <w:t xml:space="preserve">8. A. (7, 2)</w:t>
+        <w:t xml:space="preserve">7. (Lesson 7.5) Spot the Common Mistake</w:t>
       </w:r>
     </w:p>
     <w:p>
@@ -1603,7 +1819,43 @@
         <w:spacing w:after="20" w:before="0"/>
       </w:pPr>
       <w:r>
-        <w:t xml:space="preserve">     The x-coordinate is the sideways move (right 7) and the y-coordinate is the up move (up 2), so the Sandy Dock is (7, 2).</w:t>
+        <w:t xml:space="preserve">     The mistake is in Step 3.</w:t>
+      </w:r>
+    </w:p>
+    <w:p>
+      <w:pPr>
+        <w:spacing w:after="20" w:before="0"/>
+      </w:pPr>
+      <w:r>
+        <w:t xml:space="preserve">     Correct work: The y-coordinate is 0, not 4. After moving 4 right, the up move is 0 units, so the point stays on the x-axis at (4, 0). The student reused the x-value instead of reading the second number (0).</w:t>
+      </w:r>
+    </w:p>
+    <w:p>
+      <w:pPr>
+        <w:spacing w:after="80" w:before="0"/>
+      </w:pPr>
+      <w:r>
+        <w:t xml:space="preserve">     Watch for: The up move comes from the SECOND number, and the second number in (4, 0) is 0. Reusing the 4 pushes the point off the axis to (4, 4). With a y-coordinate of 0 there is no upward move at all, so the point stays right on the x-axis at (4, 0).</w:t>
+      </w:r>
+    </w:p>
+    <w:p>
+      <w:pPr>
+        <w:spacing w:after="40" w:before="0"/>
+      </w:pPr>
+      <w:r>
+        <w:rPr>
+          <w:b/>
+          <w:bCs/>
+        </w:rPr>
+        <w:t xml:space="preserve">8. A. 8</w:t>
+      </w:r>
+    </w:p>
+    <w:p>
+      <w:pPr>
+        <w:spacing w:after="20" w:before="0"/>
+      </w:pPr>
+      <w:r>
+        <w:t xml:space="preserve">     Absolute value is the distance from zero, so |-8| = 8.</w:t>
       </w:r>
     </w:p>
     <w:p>
@@ -1615,19 +1867,19 @@
           <w:i/>
           <w:iCs/>
         </w:rPr>
-        <w:t xml:space="preserve">     Watch for: A common mistake in Compare and Order Integers is thinking that a negative number with a bigger digit is the bigger value — for example, believing -15 is greater than -8 because 15 is greater than 8. It's the opposite for negatives: the number farther to the left on the number line (farther from zero) is always the LESSER value, so -15 &lt; -8. Before you submit, check your comparison against the number line, not just the digits.</w:t>
-      </w:r>
-    </w:p>
-    <w:p>
-      <w:pPr>
-        <w:spacing w:after="40" w:before="0"/>
-      </w:pPr>
-      <w:r>
-        <w:rPr>
-          <w:b/>
-          <w:bCs/>
-        </w:rPr>
-        <w:t xml:space="preserve">9. A. 8</w:t>
+        <w:t xml:space="preserve">     Watch for: A common mistake in Graph on the Coordinate Plane is swapping the order of the coordinates — moving up/down first instead of right/left first. For example, when plotting (5, 2), students often move up 5 and right 2, landing on the wrong point (2, 5) instead of (5, 2). Remember: the x-coordinate (first number) always tells you how far to move right or left along the x-axis; the y-coordinate (second number) tells you how far up or down along the y-axis.</w:t>
+      </w:r>
+    </w:p>
+    <w:p>
+      <w:pPr>
+        <w:spacing w:after="40" w:before="0"/>
+      </w:pPr>
+      <w:r>
+        <w:rPr>
+          <w:b/>
+          <w:bCs/>
+        </w:rPr>
+        <w:t xml:space="preserve">9. A. -7, -3, 0, 2</w:t>
       </w:r>
     </w:p>
     <w:p>
@@ -1635,7 +1887,7 @@
         <w:spacing w:after="20" w:before="0"/>
       </w:pPr>
       <w:r>
-        <w:t xml:space="preserve">     Absolute value is the distance from zero, so |-8| = 8.</w:t>
+        <w:t xml:space="preserve">     The deepest spot is the cave at -7 (farthest left), then the tide pool -3, then the boat deck 0, then the flag at 2. Least to greatest: -7, -3, 0, 2.</w:t>
       </w:r>
     </w:p>
     <w:p>
@@ -1647,19 +1899,19 @@
           <w:i/>
           <w:iCs/>
         </w:rPr>
-        <w:t xml:space="preserve">     Watch for: A common mistake in Compare and Order Integers is thinking that a negative number with a bigger digit is the bigger value — for example, believing -15 is greater than -8 because 15 is greater than 8. It's the opposite for negatives: the number farther to the left on the number line (farther from zero) is always the LESSER value, so -15 &lt; -8. Before you submit, check your comparison against the number line, not just the digits.</w:t>
-      </w:r>
-    </w:p>
-    <w:p>
-      <w:pPr>
-        <w:spacing w:after="40" w:before="0"/>
-      </w:pPr>
-      <w:r>
-        <w:rPr>
-          <w:b/>
-          <w:bCs/>
-        </w:rPr>
-        <w:t xml:space="preserve">10. A. -7, -3, 0, 2</w:t>
+        <w:t xml:space="preserve">     Watch for: A common mistake in Graph on the Coordinate Plane is swapping the order of the coordinates — moving up/down first instead of right/left first. For example, when plotting (5, 2), students often move up 5 and right 2, landing on the wrong point (2, 5) instead of (5, 2). Remember: the x-coordinate (first number) always tells you how far to move right or left along the x-axis; the y-coordinate (second number) tells you how far up or down along the y-axis.</w:t>
+      </w:r>
+    </w:p>
+    <w:p>
+      <w:pPr>
+        <w:spacing w:after="40" w:before="0"/>
+      </w:pPr>
+      <w:r>
+        <w:rPr>
+          <w:b/>
+          <w:bCs/>
+        </w:rPr>
+        <w:t xml:space="preserve">10. A. (7, 2)</w:t>
       </w:r>
     </w:p>
     <w:p>
@@ -1667,7 +1919,7 @@
         <w:spacing w:after="20" w:before="0"/>
       </w:pPr>
       <w:r>
-        <w:t xml:space="preserve">     The deepest spot is the cave at -7 (farthest left), then the tide pool -3, then the boat deck 0, then the flag at 2. Least to greatest: -7, -3, 0, 2.</w:t>
+        <w:t xml:space="preserve">     The x-coordinate is the sideways move (right 7) and the y-coordinate is the up move (up 2), so the Sandy Dock is (7, 2).</w:t>
       </w:r>
     </w:p>
     <w:p>
@@ -1679,7 +1931,7 @@
           <w:i/>
           <w:iCs/>
         </w:rPr>
-        <w:t xml:space="preserve">     Watch for: A common mistake in Compare and Order Integers is thinking that a negative number with a bigger digit is the bigger value — for example, believing -15 is greater than -8 because 15 is greater than 8. It's the opposite for negatives: the number farther to the left on the number line (farther from zero) is always the LESSER value, so -15 &lt; -8. Before you submit, check your comparison against the number line, not just the digits.</w:t>
+        <w:t xml:space="preserve">     Watch for: A common mistake in Graph on the Coordinate Plane is swapping the order of the coordinates — moving up/down first instead of right/left first. For example, when plotting (5, 2), students often move up 5 and right 2, landing on the wrong point (2, 5) instead of (5, 2). Remember: the x-coordinate (first number) always tells you how far to move right or left along the x-axis; the y-coordinate (second number) tells you how far up or down along the y-axis.</w:t>
       </w:r>
     </w:p>
     <w:sectPr>
